--- a/word_reports/LP_0326_위치_341_Sylvia_Just Sylvia.docx
+++ b/word_reports/LP_0326_위치_341_Sylvia_Just Sylvia.docx
@@ -4,7 +4,7 @@
   <w:body>
     <w:p>
       <w:pPr>
-        <w:spacing w:after="280"/>
+        <w:spacing w:after="80"/>
       </w:pPr>
       <w:r>
         <w:rPr w:rFonts="맑은 고딕">
@@ -13,94 +13,47 @@
           <w:color w:val="1E3A8A"/>
           <w:sz w:val="30"/>
         </w:rPr>
-        <w:t>[341] Sylvia - Just Sylvia</w:t>
+        <w:t>Sylvia (실비아) - Just Sylvia</w:t>
       </w:r>
     </w:p>
     <w:p>
       <w:pPr>
-        <w:spacing w:after="320"/>
+        <w:spacing w:after="240"/>
       </w:pPr>
       <w:r>
         <w:rPr w:rFonts="맑은 고딕">
           <w:rFonts w:ascii="맑은 고딕" w:hAnsi="맑은 고딕" w:eastAsia="맑은 고딕"/>
           <w:b/>
-          <w:sz w:val="20"/>
+          <w:color w:val="4B5563"/>
+          <w:sz w:val="22"/>
         </w:rPr>
-        <w:t>■ 위치 : 341</w:t>
-        <w:br/>
-      </w:r>
-      <w:r>
-        <w:rPr w:rFonts="맑은 고딕">
-          <w:rFonts w:ascii="맑은 고딕" w:hAnsi="맑은 고딕" w:eastAsia="맑은 고딕"/>
-          <w:b/>
-          <w:sz w:val="20"/>
-        </w:rPr>
-        <w:t>■ 아티스트 : Sylvia</w:t>
-        <w:br/>
-      </w:r>
-      <w:r>
-        <w:rPr w:rFonts="맑은 고딕">
-          <w:rFonts w:ascii="맑은 고딕" w:hAnsi="맑은 고딕" w:eastAsia="맑은 고딕"/>
-          <w:b/>
-          <w:sz w:val="20"/>
-        </w:rPr>
-        <w:t>■ 앨범명 : Just Sylvia</w:t>
-        <w:br/>
-      </w:r>
-      <w:r>
-        <w:rPr w:rFonts="맑은 고딕">
-          <w:rFonts w:ascii="맑은 고딕" w:hAnsi="맑은 고딕" w:eastAsia="맑은 고딕"/>
-          <w:b w:val="0"/>
-          <w:sz w:val="20"/>
-        </w:rPr>
-        <w:t>■ 음반 레이블 : RCA Records</w:t>
-        <w:br/>
-      </w:r>
-      <w:r>
-        <w:rPr w:rFonts="맑은 고딕">
-          <w:rFonts w:ascii="맑은 고딕" w:hAnsi="맑은 고딕" w:eastAsia="맑은 고딕"/>
-          <w:b w:val="0"/>
-          <w:sz w:val="20"/>
-        </w:rPr>
-        <w:t>■ 발매년도 : 1982</w:t>
-        <w:br/>
-      </w:r>
-      <w:r>
-        <w:rPr w:rFonts="맑은 고딕">
-          <w:rFonts w:ascii="맑은 고딕" w:hAnsi="맑은 고딕" w:eastAsia="맑은 고딕"/>
-          <w:b w:val="0"/>
-          <w:sz w:val="20"/>
-        </w:rPr>
-        <w:t>■ 장르 : 컨트리 팝 (Country Pop), 세미 팝 (Adult Contemporary)</w:t>
-        <w:br/>
-      </w:r>
-      <w:r>
-        <w:rPr w:rFonts="맑은 고딕">
-          <w:rFonts w:ascii="맑은 고딕" w:hAnsi="맑은 고딕" w:eastAsia="맑은 고딕"/>
-          <w:b w:val="0"/>
-          <w:sz w:val="20"/>
-        </w:rPr>
-        <w:t>■ 주요 수록곡 : Nobody, Sweet Yesterday, Like Nothing Ever Happened, Mirage, The Matador, Not Tonight</w:t>
-        <w:br/>
+        <w:t>위치 :  341</w:t>
       </w:r>
     </w:p>
     <w:p>
       <w:pPr>
-        <w:spacing w:after="160"/>
+        <w:spacing w:line="324" w:lineRule="auto" w:before="80" w:after="160"/>
       </w:pPr>
       <w:r>
         <w:rPr w:rFonts="맑은 고딕">
           <w:rFonts w:ascii="맑은 고딕" w:hAnsi="맑은 고딕" w:eastAsia="맑은 고딕"/>
           <w:b/>
           <w:color w:val="1F2937"/>
-          <w:sz w:val="24"/>
+          <w:sz w:val="22"/>
         </w:rPr>
-        <w:t>■ 음반 해설 및 감상 가이드</w:t>
+        <w:t xml:space="preserve">[음반 소개] </w:t>
+      </w:r>
+      <w:r>
+        <w:rPr w:rFonts="맑은 고딕">
+          <w:rFonts w:ascii="맑은 고딕" w:hAnsi="맑은 고딕" w:eastAsia="맑은 고딕"/>
+          <w:b w:val="0"/>
+          <w:sz w:val="21"/>
+        </w:rPr>
       </w:r>
     </w:p>
     <w:p>
       <w:pPr>
-        <w:spacing w:line="312" w:lineRule="auto" w:after="120"/>
+        <w:spacing w:line="324" w:lineRule="auto" w:after="120"/>
       </w:pPr>
       <w:r>
         <w:rPr w:rFonts="맑은 고딕">
@@ -108,51 +61,516 @@
           <w:b w:val="0"/>
           <w:sz w:val="21"/>
         </w:rPr>
-        <w:t>1980년대 초반 미국 대중음악계에 신선한 바람을 일으킨 여성 보컬리스트 실비아(Sylvia)의 두 번째 정규 음반 《Just Sylvia》는 컨트리 음악과 현대적인 팝 사운드가 가장 이상적으로 조화를 이룬 수작입니다. 거장 프로듀서 톰 콜린스(Tom Collins)의 유려한 감각 아래 탄생한 이 앨범은 기존 컨트리 장르의 틀을 넘어 감각적이고 세련된 '컨트리 팝 크로스오버'의 진수를 보여줍니다.</w:t>
+        <w:t>1980년대 초반, 컨트리와 팝의 경계를 유려하게 허물며 대중음악사에 청명한 족적을 남긴 실비아(Sylvia)의 두 번째 정규 앨범 *Just Sylvia*는 세련된 도시적 감수성과 서정적인 멜로디가 눈부시게 조화를 이룬 걸작입니다. 당대를 풍미한 명프로듀서 톰 콜린스의 정교한 사운드 메이킹과 실비아 특유의 투명하고 지적인 음색은 듣는 이의 귓가를 단숨에 사로잡으며 깊은 서정의 심연으로 이끕니다. 시대를 초월하여 사랑받는 불멸의 명곡 'Nobody'를 필두로 아날로그 팝의 찬란했던 황금기를 우아하게 투영하고 있는 이 음반은, 바이닐 애호가들에게 시대를 건너온 따스한 노스탤지어를 선사하는 소중한 음악적 유산입니다.</w:t>
       </w:r>
     </w:p>
     <w:p>
       <w:pPr>
-        <w:spacing w:line="312" w:lineRule="auto" w:after="120"/>
+        <w:spacing w:line="324" w:lineRule="auto" w:before="200" w:after="80"/>
       </w:pPr>
+      <w:r>
+        <w:rPr w:rFonts="맑은 고딕">
+          <w:rFonts w:ascii="맑은 고딕" w:hAnsi="맑은 고딕" w:eastAsia="맑은 고딕"/>
+          <w:b/>
+          <w:color w:val="1E3A8A"/>
+          <w:sz w:val="24"/>
+        </w:rPr>
+        <w:t>1. 음반 데이터</w:t>
+      </w:r>
+    </w:p>
+    <w:p>
+      <w:pPr>
+        <w:spacing w:line="324" w:lineRule="auto" w:after="80"/>
+      </w:pPr>
+      <w:r>
+        <w:rPr w:rFonts="맑은 고딕">
+          <w:rFonts w:ascii="맑은 고딕" w:hAnsi="맑은 고딕" w:eastAsia="맑은 고딕"/>
+          <w:b w:val="0"/>
+          <w:color w:val="6B7280"/>
+          <w:sz w:val="21"/>
+        </w:rPr>
+        <w:t xml:space="preserve">· </w:t>
+      </w:r>
+      <w:r>
+        <w:rPr w:rFonts="맑은 고딕">
+          <w:rFonts w:ascii="맑은 고딕" w:hAnsi="맑은 고딕" w:eastAsia="맑은 고딕"/>
+          <w:b/>
+          <w:color w:val="1F2937"/>
+          <w:sz w:val="21"/>
+        </w:rPr>
+        <w:t xml:space="preserve">앨범명: </w:t>
+      </w:r>
       <w:r>
         <w:rPr w:rFonts="맑은 고딕">
           <w:rFonts w:ascii="맑은 고딕" w:hAnsi="맑은 고딕" w:eastAsia="맑은 고딕"/>
           <w:b w:val="0"/>
           <w:sz w:val="21"/>
         </w:rPr>
-        <w:t>이 음반의 핵심이자 실비아의 음악 여정에서 최고의 명곡으로 꼽히는 "Nobody"는 빌보드 컨트리 차트 1위와 빌보드 핫 100 15위를 기록하며 당대 대중을 사로잡았습니다. 경쾌하면서도 미묘한 긴장감을 자아내는 신디사이저 리프와 은밀한 의심의 감정을 정교하게 담아낸 노랫말, 그리고 실비아의 중독성 있는 보컬 테크닉이 어우러져 컨트리 음악의 경계를 넓혔다는 평을 받았습니다. 그녀는 이 곡으로 아카데미 오브 컨트리 뮤직(ACM) '최우수 여성 가수상'을 수상하며 탑 아티스트로서의 입지를 단단히 다졌습니다.</w:t>
+        <w:t>Just Sylvia</w:t>
       </w:r>
     </w:p>
     <w:p>
       <w:pPr>
-        <w:spacing w:line="312" w:lineRule="auto" w:after="120"/>
+        <w:spacing w:line="324" w:lineRule="auto" w:after="80"/>
       </w:pPr>
+      <w:r>
+        <w:rPr w:rFonts="맑은 고딕">
+          <w:rFonts w:ascii="맑은 고딕" w:hAnsi="맑은 고딕" w:eastAsia="맑은 고딕"/>
+          <w:b w:val="0"/>
+          <w:color w:val="6B7280"/>
+          <w:sz w:val="21"/>
+        </w:rPr>
+        <w:t xml:space="preserve">· </w:t>
+      </w:r>
+      <w:r>
+        <w:rPr w:rFonts="맑은 고딕">
+          <w:rFonts w:ascii="맑은 고딕" w:hAnsi="맑은 고딕" w:eastAsia="맑은 고딕"/>
+          <w:b/>
+          <w:color w:val="1F2937"/>
+          <w:sz w:val="21"/>
+        </w:rPr>
+        <w:t xml:space="preserve">아티스트: </w:t>
+      </w:r>
       <w:r>
         <w:rPr w:rFonts="맑은 고딕">
           <w:rFonts w:ascii="맑은 고딕" w:hAnsi="맑은 고딕" w:eastAsia="맑은 고딕"/>
           <w:b w:val="0"/>
           <w:sz w:val="21"/>
         </w:rPr>
-        <w:t>음반에 수록된 곡들은 실비아 특유의 투명하고 청아한 음색을 정점으로 서정적인 서사를 엮어냅니다. 지나간 날에 대한 애틋한 그리움을 담아낸 서정적 발라드 "Sweet Yesterday"와 도시적인 팝 감성이 세련되게 스며든 "Like Nothing Ever Happened", 드라마틱한 악기 편성이 돋보이는 "The Matador" 등 수록곡 하나하나가 뛰어난 완성도를 자랑합니다. 그녀의 가창은 과도한 기교 없이도 가사의 감정선을 선명하게 전달하는 깊이를 지니고 있습니다.</w:t>
+        <w:t>Sylvia (실비아)</w:t>
       </w:r>
     </w:p>
     <w:p>
       <w:pPr>
-        <w:spacing w:line="312" w:lineRule="auto" w:after="120"/>
+        <w:spacing w:line="324" w:lineRule="auto" w:after="80"/>
       </w:pPr>
+      <w:r>
+        <w:rPr w:rFonts="맑은 고딕">
+          <w:rFonts w:ascii="맑은 고딕" w:hAnsi="맑은 고딕" w:eastAsia="맑은 고딕"/>
+          <w:b w:val="0"/>
+          <w:color w:val="6B7280"/>
+          <w:sz w:val="21"/>
+        </w:rPr>
+        <w:t xml:space="preserve">· </w:t>
+      </w:r>
+      <w:r>
+        <w:rPr w:rFonts="맑은 고딕">
+          <w:rFonts w:ascii="맑은 고딕" w:hAnsi="맑은 고딕" w:eastAsia="맑은 고딕"/>
+          <w:b/>
+          <w:color w:val="1F2937"/>
+          <w:sz w:val="21"/>
+        </w:rPr>
+        <w:t xml:space="preserve">발매 정보: </w:t>
+      </w:r>
       <w:r>
         <w:rPr w:rFonts="맑은 고딕">
           <w:rFonts w:ascii="맑은 고딕" w:hAnsi="맑은 고딕" w:eastAsia="맑은 고딕"/>
           <w:b w:val="0"/>
           <w:sz w:val="21"/>
         </w:rPr>
-        <w:t>《Just Sylvia》는 1980년대 내슈빌 팝 사운드의 황금기를 정밀하게 포착해 낸 클래식입니다. 따뜻하고 풍성한 LP 아날로그 질감을 통해 감상할 때, 세밀하게 레이어링된 편곡의 묘미와 실비아의 감미롭고 맑은 성음이 한층 더 입체적으로 다가와 감상의 깊이를 더해줍니다.</w:t>
+        <w:t>1982년 미국의 유서 깊은 레이블 RCA 레코드를 통해 발매된 앨범으로, 전통적인 내슈빌 사운드에 현대적인 신스 팝과 어덜트 컨템포러리 감성을 완벽히 융합해 낸 크로스오버 명반입니다.</w:t>
+      </w:r>
+    </w:p>
+    <w:p>
+      <w:pPr>
+        <w:spacing w:line="324" w:lineRule="auto" w:after="80"/>
+      </w:pPr>
+      <w:r>
+        <w:rPr w:rFonts="맑은 고딕">
+          <w:rFonts w:ascii="맑은 고딕" w:hAnsi="맑은 고딕" w:eastAsia="맑은 고딕"/>
+          <w:b w:val="0"/>
+          <w:color w:val="6B7280"/>
+          <w:sz w:val="21"/>
+        </w:rPr>
+        <w:t xml:space="preserve">· </w:t>
+      </w:r>
+      <w:r>
+        <w:rPr w:rFonts="맑은 고딕">
+          <w:rFonts w:ascii="맑은 고딕" w:hAnsi="맑은 고딕" w:eastAsia="맑은 고딕"/>
+          <w:b/>
+          <w:color w:val="1F2937"/>
+          <w:sz w:val="21"/>
+        </w:rPr>
+        <w:t xml:space="preserve">LP 인기도(판매량): </w:t>
+      </w:r>
+      <w:r>
+        <w:rPr w:rFonts="맑은 고딕">
+          <w:rFonts w:ascii="맑은 고딕" w:hAnsi="맑은 고딕" w:eastAsia="맑은 고딕"/>
+          <w:b w:val="0"/>
+          <w:sz w:val="21"/>
+        </w:rPr>
+        <w:t>발매 직후 미국 빌보드 톱 컨트리 앨범 차트 2위, 빌보드 200 차트 56위에 올랐으며, 미국음반산업협회(RIAA)로부터 플래티넘(100만 장 이상 판매) 인증을 획득하며 대중적으로 폭발적인 성공을 거두었습니다.</w:t>
+      </w:r>
+    </w:p>
+    <w:p>
+      <w:pPr>
+        <w:spacing w:line="324" w:lineRule="auto" w:after="80"/>
+      </w:pPr>
+      <w:r>
+        <w:rPr w:rFonts="맑은 고딕">
+          <w:rFonts w:ascii="맑은 고딕" w:hAnsi="맑은 고딕" w:eastAsia="맑은 고딕"/>
+          <w:b w:val="0"/>
+          <w:color w:val="6B7280"/>
+          <w:sz w:val="21"/>
+        </w:rPr>
+        <w:t xml:space="preserve">· </w:t>
+      </w:r>
+      <w:r>
+        <w:rPr w:rFonts="맑은 고딕">
+          <w:rFonts w:ascii="맑은 고딕" w:hAnsi="맑은 고딕" w:eastAsia="맑은 고딕"/>
+          <w:b/>
+          <w:color w:val="1F2937"/>
+          <w:sz w:val="21"/>
+        </w:rPr>
+        <w:t xml:space="preserve">각종 수상경력: </w:t>
+      </w:r>
+      <w:r>
+        <w:rPr w:rFonts="맑은 고딕">
+          <w:rFonts w:ascii="맑은 고딕" w:hAnsi="맑은 고딕" w:eastAsia="맑은 고딕"/>
+          <w:b w:val="0"/>
+          <w:sz w:val="21"/>
+        </w:rPr>
+        <w:t>음반의 대표곡 'Nobody'의 메가 히트에 힘입어 1982년 아카데미 오브 컨트리 뮤직(ACM) '올해의 여성 보컬리스트'를 수상하였으며, 제25회 그래미 어워드 '최우수 여성 컨트리 보컬 퍼포먼스' 부문에 노미네이트되어 음악적 권위를 입증했습니다.</w:t>
+      </w:r>
+    </w:p>
+    <w:p>
+      <w:pPr>
+        <w:spacing w:line="324" w:lineRule="auto" w:before="200" w:after="80"/>
+      </w:pPr>
+      <w:r>
+        <w:rPr w:rFonts="맑은 고딕">
+          <w:rFonts w:ascii="맑은 고딕" w:hAnsi="맑은 고딕" w:eastAsia="맑은 고딕"/>
+          <w:b/>
+          <w:color w:val="1E3A8A"/>
+          <w:sz w:val="24"/>
+        </w:rPr>
+        <w:t>2. 아티스트 정보</w:t>
+      </w:r>
+    </w:p>
+    <w:p>
+      <w:pPr>
+        <w:spacing w:line="324" w:lineRule="auto" w:after="80"/>
+      </w:pPr>
+      <w:r>
+        <w:rPr w:rFonts="맑은 고딕">
+          <w:rFonts w:ascii="맑은 고딕" w:hAnsi="맑은 고딕" w:eastAsia="맑은 고딕"/>
+          <w:b w:val="0"/>
+          <w:color w:val="6B7280"/>
+          <w:sz w:val="21"/>
+        </w:rPr>
+        <w:t xml:space="preserve">· </w:t>
+      </w:r>
+      <w:r>
+        <w:rPr w:rFonts="맑은 고딕">
+          <w:rFonts w:ascii="맑은 고딕" w:hAnsi="맑은 고딕" w:eastAsia="맑은 고딕"/>
+          <w:b/>
+          <w:color w:val="1F2937"/>
+          <w:sz w:val="21"/>
+        </w:rPr>
+        <w:t xml:space="preserve">국적: </w:t>
+      </w:r>
+      <w:r>
+        <w:rPr w:rFonts="맑은 고딕">
+          <w:rFonts w:ascii="맑은 고딕" w:hAnsi="맑은 고딕" w:eastAsia="맑은 고딕"/>
+          <w:b w:val="0"/>
+          <w:sz w:val="21"/>
+        </w:rPr>
+        <w:t>미국</w:t>
+      </w:r>
+    </w:p>
+    <w:p>
+      <w:pPr>
+        <w:spacing w:line="324" w:lineRule="auto" w:after="80"/>
+      </w:pPr>
+      <w:r>
+        <w:rPr w:rFonts="맑은 고딕">
+          <w:rFonts w:ascii="맑은 고딕" w:hAnsi="맑은 고딕" w:eastAsia="맑은 고딕"/>
+          <w:b w:val="0"/>
+          <w:color w:val="6B7280"/>
+          <w:sz w:val="21"/>
+        </w:rPr>
+        <w:t xml:space="preserve">· </w:t>
+      </w:r>
+      <w:r>
+        <w:rPr w:rFonts="맑은 고딕">
+          <w:rFonts w:ascii="맑은 고딕" w:hAnsi="맑은 고딕" w:eastAsia="맑은 고딕"/>
+          <w:b/>
+          <w:color w:val="1F2937"/>
+          <w:sz w:val="21"/>
+        </w:rPr>
+        <w:t xml:space="preserve">생몰년도: </w:t>
+      </w:r>
+      <w:r>
+        <w:rPr w:rFonts="맑은 고딕">
+          <w:rFonts w:ascii="맑은 고딕" w:hAnsi="맑은 고딕" w:eastAsia="맑은 고딕"/>
+          <w:b w:val="0"/>
+          <w:sz w:val="21"/>
+        </w:rPr>
+        <w:t>1956년 12월 9일 출생 ~ 현재</w:t>
+      </w:r>
+    </w:p>
+    <w:p>
+      <w:pPr>
+        <w:spacing w:line="324" w:lineRule="auto" w:after="80"/>
+      </w:pPr>
+      <w:r>
+        <w:rPr w:rFonts="맑은 고딕">
+          <w:rFonts w:ascii="맑은 고딕" w:hAnsi="맑은 고딕" w:eastAsia="맑은 고딕"/>
+          <w:b w:val="0"/>
+          <w:color w:val="6B7280"/>
+          <w:sz w:val="21"/>
+        </w:rPr>
+        <w:t xml:space="preserve">· </w:t>
+      </w:r>
+      <w:r>
+        <w:rPr w:rFonts="맑은 고딕">
+          <w:rFonts w:ascii="맑은 고딕" w:hAnsi="맑은 고딕" w:eastAsia="맑은 고딕"/>
+          <w:b/>
+          <w:color w:val="1F2937"/>
+          <w:sz w:val="21"/>
+        </w:rPr>
+        <w:t xml:space="preserve">그룹 소속: </w:t>
+      </w:r>
+      <w:r>
+        <w:rPr w:rFonts="맑은 고딕">
+          <w:rFonts w:ascii="맑은 고딕" w:hAnsi="맑은 고딕" w:eastAsia="맑은 고딕"/>
+          <w:b w:val="0"/>
+          <w:sz w:val="21"/>
+        </w:rPr>
+        <w:t>솔로</w:t>
+      </w:r>
+    </w:p>
+    <w:p>
+      <w:pPr>
+        <w:spacing w:line="324" w:lineRule="auto" w:after="80"/>
+      </w:pPr>
+      <w:r>
+        <w:rPr w:rFonts="맑은 고딕">
+          <w:rFonts w:ascii="맑은 고딕" w:hAnsi="맑은 고딕" w:eastAsia="맑은 고딕"/>
+          <w:b w:val="0"/>
+          <w:color w:val="6B7280"/>
+          <w:sz w:val="21"/>
+        </w:rPr>
+        <w:t xml:space="preserve">· </w:t>
+      </w:r>
+      <w:r>
+        <w:rPr w:rFonts="맑은 고딕">
+          <w:rFonts w:ascii="맑은 고딕" w:hAnsi="맑은 고딕" w:eastAsia="맑은 고딕"/>
+          <w:b/>
+          <w:color w:val="1F2937"/>
+          <w:sz w:val="21"/>
+        </w:rPr>
+        <w:t xml:space="preserve">아티스트 소개: </w:t>
+      </w:r>
+      <w:r>
+        <w:rPr w:rFonts="맑은 고딕">
+          <w:rFonts w:ascii="맑은 고딕" w:hAnsi="맑은 고딕" w:eastAsia="맑은 고딕"/>
+          <w:b w:val="0"/>
+          <w:sz w:val="21"/>
+        </w:rPr>
+        <w:t>실비아(Sylvia)는 1980년대 초반 컨트리 음악의 보수적인 울타리를 넘어 도회적이고 세련된 팝 감성을 불어넣은 독보적인 여성 보컬리스트입니다. 맑고 단단하면서도 내면에 섬세한 온기를 머금은 그녀의 보컬 스타일은 컨트리 팝이 메인스트림 팝 차트의 중심부로 도약하는 데 결정적인 교량 역할을 수행했습니다.</w:t>
+      </w:r>
+    </w:p>
+    <w:p>
+      <w:pPr>
+        <w:spacing w:line="324" w:lineRule="auto" w:before="200" w:after="80"/>
+      </w:pPr>
+      <w:r>
+        <w:rPr w:rFonts="맑은 고딕">
+          <w:rFonts w:ascii="맑은 고딕" w:hAnsi="맑은 고딕" w:eastAsia="맑은 고딕"/>
+          <w:b/>
+          <w:color w:val="1E3A8A"/>
+          <w:sz w:val="24"/>
+        </w:rPr>
+        <w:t>3. 음반 상세 분석</w:t>
+      </w:r>
+    </w:p>
+    <w:p>
+      <w:pPr>
+        <w:spacing w:line="324" w:lineRule="auto" w:after="80"/>
+      </w:pPr>
+      <w:r>
+        <w:rPr w:rFonts="맑은 고딕">
+          <w:rFonts w:ascii="맑은 고딕" w:hAnsi="맑은 고딕" w:eastAsia="맑은 고딕"/>
+          <w:b w:val="0"/>
+          <w:color w:val="6B7280"/>
+          <w:sz w:val="21"/>
+        </w:rPr>
+        <w:t xml:space="preserve">· </w:t>
+      </w:r>
+      <w:r>
+        <w:rPr w:rFonts="맑은 고딕">
+          <w:rFonts w:ascii="맑은 고딕" w:hAnsi="맑은 고딕" w:eastAsia="맑은 고딕"/>
+          <w:b/>
+          <w:color w:val="1F2937"/>
+          <w:sz w:val="21"/>
+        </w:rPr>
+        <w:t xml:space="preserve">역사적 위치: </w:t>
+      </w:r>
+      <w:r>
+        <w:rPr w:rFonts="맑은 고딕">
+          <w:rFonts w:ascii="맑은 고딕" w:hAnsi="맑은 고딕" w:eastAsia="맑은 고딕"/>
+          <w:b w:val="0"/>
+          <w:sz w:val="21"/>
+        </w:rPr>
+        <w:t>본 앨범은 1980년대 초반 대중음악계를 관통했던 '어반 카우보이' 무브먼트의 세련된 정점을 보여주는 작품입니다. 내슈빌의 유기적인 연주력과 팝 음악의 감각적인 훅(Hook)을 절묘하게 결합하여, 장르적 한계를 뛰어넘어 라디오와 대중을 단번에 사로잡은 웰메이드 크로스오버의 교과서적인 완성도를 지니고 있습니다.</w:t>
+      </w:r>
+    </w:p>
+    <w:p>
+      <w:pPr>
+        <w:spacing w:line="324" w:lineRule="auto" w:after="80"/>
+      </w:pPr>
+      <w:r>
+        <w:rPr w:rFonts="맑은 고딕">
+          <w:rFonts w:ascii="맑은 고딕" w:hAnsi="맑은 고딕" w:eastAsia="맑은 고딕"/>
+          <w:b w:val="0"/>
+          <w:color w:val="6B7280"/>
+          <w:sz w:val="21"/>
+        </w:rPr>
+        <w:t xml:space="preserve">· </w:t>
+      </w:r>
+      <w:r>
+        <w:rPr w:rFonts="맑은 고딕">
+          <w:rFonts w:ascii="맑은 고딕" w:hAnsi="맑은 고딕" w:eastAsia="맑은 고딕"/>
+          <w:b/>
+          <w:color w:val="1F2937"/>
+          <w:sz w:val="21"/>
+        </w:rPr>
+        <w:t xml:space="preserve">시대의 흔적(스토리텔링): </w:t>
+      </w:r>
+      <w:r>
+        <w:rPr w:rFonts="맑은 고딕">
+          <w:rFonts w:ascii="맑은 고딕" w:hAnsi="맑은 고딕" w:eastAsia="맑은 고딕"/>
+          <w:b w:val="0"/>
+          <w:sz w:val="21"/>
+        </w:rPr>
+        <w:t>1980년대 초, 화려한 도시의 불빛과 카세트 라디오 주파수 너머로 번지던 청춘들의 낭만과 쓸쓸한 고독이 앨범 전반에 깊게 배어 있습니다. 물질적 풍요 속에서도 사랑의 진실과 신뢰를 확인받고 싶어 하던 당대 사람들의 심리적 초상을 감각적인 멜로디와 솔직한 노랫말로 포착해 내며 시대의 공기를 서정적으로 박제했습니다.</w:t>
+      </w:r>
+    </w:p>
+    <w:p>
+      <w:pPr>
+        <w:spacing w:line="324" w:lineRule="auto" w:before="200" w:after="80"/>
+      </w:pPr>
+      <w:r>
+        <w:rPr w:rFonts="맑은 고딕">
+          <w:rFonts w:ascii="맑은 고딕" w:hAnsi="맑은 고딕" w:eastAsia="맑은 고딕"/>
+          <w:b/>
+          <w:color w:val="1E3A8A"/>
+          <w:sz w:val="24"/>
+        </w:rPr>
+        <w:t>4. 주요 수록곡 및 감상 제언</w:t>
+      </w:r>
+    </w:p>
+    <w:p>
+      <w:pPr>
+        <w:spacing w:line="324" w:lineRule="auto" w:after="80"/>
+      </w:pPr>
+      <w:r>
+        <w:rPr w:rFonts="맑은 고딕">
+          <w:rFonts w:ascii="맑은 고딕" w:hAnsi="맑은 고딕" w:eastAsia="맑은 고딕"/>
+          <w:b w:val="0"/>
+          <w:color w:val="6B7280"/>
+          <w:sz w:val="21"/>
+        </w:rPr>
+        <w:t xml:space="preserve">· </w:t>
+      </w:r>
+      <w:r>
+        <w:rPr w:rFonts="맑은 고딕">
+          <w:rFonts w:ascii="맑은 고딕" w:hAnsi="맑은 고딕" w:eastAsia="맑은 고딕"/>
+          <w:b/>
+          <w:color w:val="1F2937"/>
+          <w:sz w:val="21"/>
+        </w:rPr>
+        <w:t xml:space="preserve">주요 수록곡 특징: </w:t>
+      </w:r>
+      <w:r>
+        <w:rPr w:rFonts="맑은 고딕">
+          <w:rFonts w:ascii="맑은 고딕" w:hAnsi="맑은 고딕" w:eastAsia="맑은 고딕"/>
+          <w:b w:val="0"/>
+          <w:sz w:val="21"/>
+        </w:rPr>
+        <w:t>빌보드 컨트리 차트 1위와 핫 100 차트 9위를 기록한 불멸의 히트곡 'Nobody'는 절제된 신디사이저 편곡과 긴장감 넘치는 보컬이 압도적이며, 잔잔한 감정의 파고를 담담히 노래한 'Like Nothing Ever Happened'는 실비아 특유의 서정적인 보컬 미학을 유감없이 드러냅니다. 또한 어쿠스틱 사운드와 유려한 멜로디가 조화를 이루는 'Sweet Yesterday' 등 수록곡 전반이 높은 완성도를 자랑합니다.</w:t>
+      </w:r>
+    </w:p>
+    <w:p>
+      <w:pPr>
+        <w:spacing w:line="324" w:lineRule="auto" w:after="80"/>
+      </w:pPr>
+      <w:r>
+        <w:rPr w:rFonts="맑은 고딕">
+          <w:rFonts w:ascii="맑은 고딕" w:hAnsi="맑은 고딕" w:eastAsia="맑은 고딕"/>
+          <w:b w:val="0"/>
+          <w:color w:val="6B7280"/>
+          <w:sz w:val="21"/>
+        </w:rPr>
+        <w:t xml:space="preserve">· </w:t>
+      </w:r>
+      <w:r>
+        <w:rPr w:rFonts="맑은 고딕">
+          <w:rFonts w:ascii="맑은 고딕" w:hAnsi="맑은 고딕" w:eastAsia="맑은 고딕"/>
+          <w:b/>
+          <w:color w:val="1F2937"/>
+          <w:sz w:val="21"/>
+        </w:rPr>
+        <w:t xml:space="preserve">빈티지 감상 제언: </w:t>
+      </w:r>
+      <w:r>
+        <w:rPr w:rFonts="맑은 고딕">
+          <w:rFonts w:ascii="맑은 고딕" w:hAnsi="맑은 고딕" w:eastAsia="맑은 고딕"/>
+          <w:b w:val="0"/>
+          <w:sz w:val="21"/>
+        </w:rPr>
+        <w:t>80년대 초반 RCA 바이닐 특유의 정갈하고 균형 잡힌 마스터링 사운드가 돋보이는 음반으로, 따뜻한 질감의 진공관 앰프와 중음역이 풍부한 카트리지를 매칭할 때 실비아의 보컬 끝자락에 묻어나는 섬세한 숨결이 극대화됩니다. 턴테이블의 바늘이 회전하며 빚어내는 아날로그 특유의 잔잔한 공간감은 디지털 음원에서는 느낄 수 없는 그 시절의 낭만을 오롯이 되살려줍니다.</w:t>
+      </w:r>
+    </w:p>
+    <w:p>
+      <w:pPr>
+        <w:spacing w:line="324" w:lineRule="auto" w:after="80"/>
+      </w:pPr>
+      <w:r>
+        <w:rPr w:rFonts="맑은 고딕">
+          <w:rFonts w:ascii="맑은 고딕" w:hAnsi="맑은 고딕" w:eastAsia="맑은 고딕"/>
+          <w:b w:val="0"/>
+          <w:color w:val="6B7280"/>
+          <w:sz w:val="21"/>
+        </w:rPr>
+        <w:t xml:space="preserve">· </w:t>
+      </w:r>
+      <w:r>
+        <w:rPr w:rFonts="맑은 고딕">
+          <w:rFonts w:ascii="맑은 고딕" w:hAnsi="맑은 고딕" w:eastAsia="맑은 고딕"/>
+          <w:b/>
+          <w:color w:val="1F2937"/>
+          <w:sz w:val="21"/>
+        </w:rPr>
+        <w:t xml:space="preserve">소장 가치: </w:t>
+      </w:r>
+      <w:r>
+        <w:rPr w:rFonts="맑은 고딕">
+          <w:rFonts w:ascii="맑은 고딕" w:hAnsi="맑은 고딕" w:eastAsia="맑은 고딕"/>
+          <w:b w:val="0"/>
+          <w:sz w:val="21"/>
+        </w:rPr>
+        <w:t>80년대 팝과 컨트리가 교차하던 찬란한 전환기를 완벽하게 증명하는 역사적 음반으로, 음악성과 상업적 성취를 모두 거머쥔 대표작입니다. 오랜 세월이 흘러도 퇴색되지 않는 세련미와 LP만이 지닌 아날로그적 정취를 온전히 간직하고 있어, 정통 팝 바이닐 컬렉터라면 반드시 곁에 두어야 할 가치가 충분합니다.</w:t>
+      </w:r>
+    </w:p>
+    <w:p>
+      <w:pPr>
+        <w:spacing w:line="324" w:lineRule="auto" w:after="120" w:before="160"/>
+      </w:pPr>
+      <w:r>
+        <w:rPr w:rFonts="맑은 고딕">
+          <w:rFonts w:ascii="맑은 고딕" w:hAnsi="맑은 고딕" w:eastAsia="맑은 고딕"/>
+          <w:b/>
+          <w:color w:val="4338CA"/>
+          <w:sz w:val="21"/>
+        </w:rPr>
+        <w:t>이 음반을 통해 1980년대의 따스한 아날로그 숨결과 청아한 목소리가 전해주는 감동을 다시 한번 경험해 보시는 것은 어떨까요?</w:t>
       </w:r>
     </w:p>
     <w:sectPr>
       <w:pgSz w:w="12240" w:h="15840"/>
-      <w:pgMar w:top="1440" w:right="1440" w:bottom="1440" w:left="1440" w:header="720" w:footer="720" w:gutter="0"/>
+      <w:pgMar w:top="1152" w:right="1296" w:bottom="1152" w:left="1296" w:header="720" w:footer="720" w:gutter="0"/>
       <w:cols w:space="720"/>
       <w:docGrid w:linePitch="360"/>
     </w:sectPr>

--- a/word_reports/LP_0326_위치_341_Sylvia_Just Sylvia.docx
+++ b/word_reports/LP_0326_위치_341_Sylvia_Just Sylvia.docx
@@ -32,7 +32,7 @@
     </w:p>
     <w:p>
       <w:pPr>
-        <w:spacing w:line="324" w:lineRule="auto" w:before="80" w:after="160"/>
+        <w:spacing w:line="324" w:lineRule="auto" w:before="80" w:after="120"/>
       </w:pPr>
       <w:r>
         <w:rPr w:rFonts="맑은 고딕">
@@ -42,13 +42,6 @@
           <w:sz w:val="22"/>
         </w:rPr>
         <w:t xml:space="preserve">[음반 소개] </w:t>
-      </w:r>
-      <w:r>
-        <w:rPr w:rFonts="맑은 고딕">
-          <w:rFonts w:ascii="맑은 고딕" w:hAnsi="맑은 고딕" w:eastAsia="맑은 고딕"/>
-          <w:b w:val="0"/>
-          <w:sz w:val="21"/>
-        </w:rPr>
       </w:r>
     </w:p>
     <w:p>
@@ -61,7 +54,33 @@
           <w:b w:val="0"/>
           <w:sz w:val="21"/>
         </w:rPr>
-        <w:t>1980년대 초반, 컨트리와 팝의 경계를 유려하게 허물며 대중음악사에 청명한 족적을 남긴 실비아(Sylvia)의 두 번째 정규 앨범 *Just Sylvia*는 세련된 도시적 감수성과 서정적인 멜로디가 눈부시게 조화를 이룬 걸작입니다. 당대를 풍미한 명프로듀서 톰 콜린스의 정교한 사운드 메이킹과 실비아 특유의 투명하고 지적인 음색은 듣는 이의 귓가를 단숨에 사로잡으며 깊은 서정의 심연으로 이끕니다. 시대를 초월하여 사랑받는 불멸의 명곡 'Nobody'를 필두로 아날로그 팝의 찬란했던 황금기를 우아하게 투영하고 있는 이 음반은, 바이닐 애호가들에게 시대를 건너온 따스한 노스탤지어를 선사하는 소중한 음악적 유산입니다.</w:t>
+        <w:t>1980년대 초반의 대중음악계는 장르 간의 경계가 유려하게 허물어지며, 가장 대중적이면서도 세련된 크로스오버의 미학이 만개하던 찬란한 격변기였습니다. 보수적인 전통에 뿌리를 두었던 내슈빌 사운드는 현대적인 팝 프로덕션의 옷을 입고 도회적인 세련미를 획득해 가고 있었으며, 그 눈부신 진화의 정점에 바로 실비아(Sylvia)의 두 번째 정규 앨범 《Just Sylvia》(1982)가 자리하고 있습니다. 맑고 투명하면서도 깊은 애수를 머금은 실비아의 음색은, 명 프로듀서 톰 콜린스(Tom Collins)의 완벽주의적 조율 아래 한 편의 수채화처럼 섬세하고도 입체적인 사운드스케이프로 직조되었습니다.</w:t>
+      </w:r>
+    </w:p>
+    <w:p>
+      <w:pPr>
+        <w:spacing w:line="324" w:lineRule="auto" w:after="120"/>
+      </w:pPr>
+      <w:r>
+        <w:rPr w:rFonts="맑은 고딕">
+          <w:rFonts w:ascii="맑은 고딕" w:hAnsi="맑은 고딕" w:eastAsia="맑은 고딕"/>
+          <w:b w:val="0"/>
+          <w:sz w:val="21"/>
+        </w:rPr>
+        <w:t>이 앨범은 당대 팝과 컨트리 음악의 문법을 완전히 재정의하며 대중음악사에 굵직한 족적을 남겼습니다. 단순히 장르적 혼용에 머무르지 않고, 서정적인 어쿠스틱 악기 편곡 위에 당대의 신디사이저와 일렉트릭 베이스를 우아하게 덧입혀 시대의 공기를 완벽하게 포착해 냈습니다. 앨범 전반을 관통하는 실비아의 보컬은 과장된 기교를 배제한 채, 청자의 가슴속 가장 여린 틈새를 파고드는 절제된 감정의 절정을 선사합니다. 대중의 귀를 단번에 사로잡은 타이틀곡의 폭발적인 성공 이면에는, 이처럼 전통과 현대의 서정미를 조화롭게 융합하고자 했던 치열한 음악적 고뇌가 깃들어 있습니다.</w:t>
+      </w:r>
+    </w:p>
+    <w:p>
+      <w:pPr>
+        <w:spacing w:line="324" w:lineRule="auto" w:after="120"/>
+      </w:pPr>
+      <w:r>
+        <w:rPr w:rFonts="맑은 고딕">
+          <w:rFonts w:ascii="맑은 고딕" w:hAnsi="맑은 고딕" w:eastAsia="맑은 고딕"/>
+          <w:b w:val="0"/>
+          <w:sz w:val="21"/>
+        </w:rPr>
+        <w:t>실비아가 이 음반을 통해 전달하고자 했던 예술적 지향점은 ‘상실과 사랑, 그리고 내면의 성숙’이라는 인간 본연의 감정선에 닿아 있습니다. 화려한 외양 뒤에 감춰진 현대인의 고독과 관계의 불안, 순간의 찰나에서 피어나는 아련한 회한을 그녀는 가장 순수하고 진솔한 낭만주의적 화법으로 풀어내었습니다. 가식 없는 음성으로 전하는 그녀의 노랫말들은 반세기에 가까운 세월이 흐른 오늘날에도 결코 빛바래지 않는 감성적 온기를 품고 있으며, 시대를 초월하여 우리의 가슴을 촉촉하게 적시는 불멸의 서정적 울림으로 남아 있습니다.</w:t>
       </w:r>
     </w:p>
     <w:p>
@@ -168,7 +187,7 @@
           <w:b w:val="0"/>
           <w:sz w:val="21"/>
         </w:rPr>
-        <w:t>1982년 미국의 유서 깊은 레이블 RCA 레코드를 통해 발매된 앨범으로, 전통적인 내슈빌 사운드에 현대적인 신스 팝과 어덜트 컨템포러리 감성을 완벽히 융합해 낸 크로스오버 명반입니다.</w:t>
+        <w:t>1982년 RCA 레코드(RCA Records)를 통해 발매된 실비아의 정규 2집으로, 내슈빌 사운드의 거장 톰 콜린스가 프로듀싱을 맡아 컨트리 팝의 황금기를 상징하는 기념비적인 명반으로 평가받습니다.</w:t>
       </w:r>
     </w:p>
     <w:p>
@@ -199,7 +218,7 @@
           <w:b w:val="0"/>
           <w:sz w:val="21"/>
         </w:rPr>
-        <w:t>발매 직후 미국 빌보드 톱 컨트리 앨범 차트 2위, 빌보드 200 차트 56위에 올랐으며, 미국음반산업협회(RIAA)로부터 플래티넘(100만 장 이상 판매) 인증을 획득하며 대중적으로 폭발적인 성공을 거두었습니다.</w:t>
+        <w:t>발매 직후 미국 빌보드 톱 컨트리 앨범 차트 2위에 올랐으며, 미국 음반 산업 협회(RIAA)로부터 플래티넘(100만 장 이상 판매) 인증을 획득하는 경이적인 상업적 성공을 거두었습니다.</w:t>
       </w:r>
     </w:p>
     <w:p>
@@ -230,7 +249,7 @@
           <w:b w:val="0"/>
           <w:sz w:val="21"/>
         </w:rPr>
-        <w:t>음반의 대표곡 'Nobody'의 메가 히트에 힘입어 1982년 아카데미 오브 컨트리 뮤직(ACM) '올해의 여성 보컬리스트'를 수상하였으며, 제25회 그래미 어워드 '최우수 여성 컨트리 보컬 퍼포먼스' 부문에 노미네이트되어 음악적 권위를 입증했습니다.</w:t>
+        <w:t>수록곡 "Nobody"의 메가 히트에 힘입어 1982년 컨트리 뮤직 협회(CMA) ‘올해의 여성 보컬리스트(Female Vocalist of the Year)’를 수상하였으며, 제25회 그래미 어워드 ‘최우수 여성 컨트리 보컬 퍼포먼스’ 부문에 노미네이트되며 예술적 권위를 인정받았습니다.</w:t>
       </w:r>
     </w:p>
     <w:p>
@@ -275,7 +294,7 @@
           <w:b w:val="0"/>
           <w:sz w:val="21"/>
         </w:rPr>
-        <w:t>미국</w:t>
+        <w:t>미국 (United States)</w:t>
       </w:r>
     </w:p>
     <w:p>
@@ -306,7 +325,7 @@
           <w:b w:val="0"/>
           <w:sz w:val="21"/>
         </w:rPr>
-        <w:t>1956년 12월 9일 출생 ~ 현재</w:t>
+        <w:t>1956년 12월 9일 출생</w:t>
       </w:r>
     </w:p>
     <w:p>
@@ -337,7 +356,7 @@
           <w:b w:val="0"/>
           <w:sz w:val="21"/>
         </w:rPr>
-        <w:t>솔로</w:t>
+        <w:t>솔로 (Solo)</w:t>
       </w:r>
     </w:p>
     <w:p>
@@ -368,7 +387,7 @@
           <w:b w:val="0"/>
           <w:sz w:val="21"/>
         </w:rPr>
-        <w:t>실비아(Sylvia)는 1980년대 초반 컨트리 음악의 보수적인 울타리를 넘어 도회적이고 세련된 팝 감성을 불어넣은 독보적인 여성 보컬리스트입니다. 맑고 단단하면서도 내면에 섬세한 온기를 머금은 그녀의 보컬 스타일은 컨트리 팝이 메인스트림 팝 차트의 중심부로 도약하는 데 결정적인 교량 역할을 수행했습니다.</w:t>
+        <w:t>실비아(Sylvia Jane Kirby)는 1980년대 초반 컨트리와 팝의 경계를 허물며 컨트리 팝의 황금시대를 이끈 대표적인 여성 보컬리스트입니다. 청아한 음색과 섬세한 감정 표현을 바탕으로 내슈빌 사운드를 현대적인 세련미로 재해석하여 대중음악사에 뚜렷한 족적을 남겼습니다.</w:t>
       </w:r>
     </w:p>
     <w:p>
@@ -413,7 +432,7 @@
           <w:b w:val="0"/>
           <w:sz w:val="21"/>
         </w:rPr>
-        <w:t>본 앨범은 1980년대 초반 대중음악계를 관통했던 '어반 카우보이' 무브먼트의 세련된 정점을 보여주는 작품입니다. 내슈빌의 유기적인 연주력과 팝 음악의 감각적인 훅(Hook)을 절묘하게 결합하여, 장르적 한계를 뛰어넘어 라디오와 대중을 단번에 사로잡은 웰메이드 크로스오버의 교과서적인 완성도를 지니고 있습니다.</w:t>
+        <w:t>80년대 초반 '어반 카우보이' 무브먼트의 흐름 속에서 컨트리 음악의 팝 시장 진입을 완벽히 완성해 낸 걸작입니다. 악기 편곡의 균형미와 보컬의 서정성이 최고조에 달한 작품으로, 80년대 어덜트 컨템포러리와 팝-컨트리 크로스오버의 교과서적인 완성도를 지니고 있습니다.</w:t>
       </w:r>
     </w:p>
     <w:p>
@@ -444,7 +463,7 @@
           <w:b w:val="0"/>
           <w:sz w:val="21"/>
         </w:rPr>
-        <w:t>1980년대 초, 화려한 도시의 불빛과 카세트 라디오 주파수 너머로 번지던 청춘들의 낭만과 쓸쓸한 고독이 앨범 전반에 깊게 배어 있습니다. 물질적 풍요 속에서도 사랑의 진실과 신뢰를 확인받고 싶어 하던 당대 사람들의 심리적 초상을 감각적인 멜로디와 솔직한 노랫말로 포착해 내며 시대의 공기를 서정적으로 박제했습니다.</w:t>
+        <w:t>차가운 디지털 음향이 태동하던 1980년대 초, 아날로그의 따뜻한 서정 속에서 방황하던 청춘들의 사랑과 낭만을 대변합니다. 라디오 주파수를 타고 흘러나오던 그녀의 노래는 당대 젊은이들의 감성을 어루만져 주었던 따스한 문화적 안식처였습니다.</w:t>
       </w:r>
     </w:p>
     <w:p>
@@ -489,7 +508,99 @@
           <w:b w:val="0"/>
           <w:sz w:val="21"/>
         </w:rPr>
-        <w:t>빌보드 컨트리 차트 1위와 핫 100 차트 9위를 기록한 불멸의 히트곡 'Nobody'는 절제된 신디사이저 편곡과 긴장감 넘치는 보컬이 압도적이며, 잔잔한 감정의 파고를 담담히 노래한 'Like Nothing Ever Happened'는 실비아 특유의 서정적인 보컬 미학을 유감없이 드러냅니다. 또한 어쿠스틱 사운드와 유려한 멜로디가 조화를 이루는 'Sweet Yesterday' 등 수록곡 전반이 높은 완성도를 자랑합니다.</w:t>
+      </w:r>
+    </w:p>
+    <w:p>
+      <w:pPr>
+        <w:spacing w:line="324" w:lineRule="auto" w:after="80"/>
+      </w:pPr>
+      <w:r>
+        <w:rPr w:rFonts="맑은 고딕">
+          <w:rFonts w:ascii="맑은 고딕" w:hAnsi="맑은 고딕" w:eastAsia="맑은 고딕"/>
+          <w:b w:val="0"/>
+          <w:color w:val="6B7280"/>
+          <w:sz w:val="21"/>
+        </w:rPr>
+        <w:t xml:space="preserve">· </w:t>
+      </w:r>
+      <w:r>
+        <w:rPr w:rFonts="맑은 고딕">
+          <w:rFonts w:ascii="맑은 고딕" w:hAnsi="맑은 고딕" w:eastAsia="맑은 고딕"/>
+          <w:b/>
+          <w:color w:val="1F2937"/>
+          <w:sz w:val="21"/>
+        </w:rPr>
+        <w:t xml:space="preserve">"Nobody": </w:t>
+      </w:r>
+      <w:r>
+        <w:rPr w:rFonts="맑은 고딕">
+          <w:rFonts w:ascii="맑은 고딕" w:hAnsi="맑은 고딕" w:eastAsia="맑은 고딕"/>
+          <w:b w:val="0"/>
+          <w:sz w:val="21"/>
+        </w:rPr>
+        <w:t>빌보드 핫 100 차트 15위, 컨트리 차트 1위를 석권한 실비아의 시그니처 트랙으로, 긴장감 넘치는 베이스 라인과 실비아의 애절하면서도 폭발적인 보컬 전달력이 압권인 명곡입니다.</w:t>
+      </w:r>
+    </w:p>
+    <w:p>
+      <w:pPr>
+        <w:spacing w:line="324" w:lineRule="auto" w:after="80"/>
+      </w:pPr>
+      <w:r>
+        <w:rPr w:rFonts="맑은 고딕">
+          <w:rFonts w:ascii="맑은 고딕" w:hAnsi="맑은 고딕" w:eastAsia="맑은 고딕"/>
+          <w:b w:val="0"/>
+          <w:color w:val="6B7280"/>
+          <w:sz w:val="21"/>
+        </w:rPr>
+        <w:t xml:space="preserve">· </w:t>
+      </w:r>
+      <w:r>
+        <w:rPr w:rFonts="맑은 고딕">
+          <w:rFonts w:ascii="맑은 고딕" w:hAnsi="맑은 고딕" w:eastAsia="맑은 고딕"/>
+          <w:b/>
+          <w:color w:val="1F2937"/>
+          <w:sz w:val="21"/>
+        </w:rPr>
+        <w:t xml:space="preserve">"Snapshot": </w:t>
+      </w:r>
+      <w:r>
+        <w:rPr w:rFonts="맑은 고딕">
+          <w:rFonts w:ascii="맑은 고딕" w:hAnsi="맑은 고딕" w:eastAsia="맑은 고딕"/>
+          <w:b w:val="0"/>
+          <w:sz w:val="21"/>
+        </w:rPr>
+        <w:t>기억의 파편을 사진에 빗대어 노래한 곡으로, 섬세한 어쿠스틱 기타와 유려한 멜로디 라인이 아련한 노스탤지어를 불러일으키는 수작입니다.</w:t>
+      </w:r>
+    </w:p>
+    <w:p>
+      <w:pPr>
+        <w:spacing w:line="324" w:lineRule="auto" w:after="80"/>
+      </w:pPr>
+      <w:r>
+        <w:rPr w:rFonts="맑은 고딕">
+          <w:rFonts w:ascii="맑은 고딕" w:hAnsi="맑은 고딕" w:eastAsia="맑은 고딕"/>
+          <w:b w:val="0"/>
+          <w:color w:val="6B7280"/>
+          <w:sz w:val="21"/>
+        </w:rPr>
+        <w:t xml:space="preserve">· </w:t>
+      </w:r>
+      <w:r>
+        <w:rPr w:rFonts="맑은 고딕">
+          <w:rFonts w:ascii="맑은 고딕" w:hAnsi="맑은 고딕" w:eastAsia="맑은 고딕"/>
+          <w:b/>
+          <w:color w:val="1F2937"/>
+          <w:sz w:val="21"/>
+        </w:rPr>
+        <w:t xml:space="preserve">"Sweet Yesterday": </w:t>
+      </w:r>
+      <w:r>
+        <w:rPr w:rFonts="맑은 고딕">
+          <w:rFonts w:ascii="맑은 고딕" w:hAnsi="맑은 고딕" w:eastAsia="맑은 고딕"/>
+          <w:b w:val="0"/>
+          <w:sz w:val="21"/>
+        </w:rPr>
+        <w:t>서정적인 피아노 반주와 현악의 풍성한 울림이 실비아의 청초한 목소리와 절묘하게 어우러져 깊은 여운을 남기는 발라드입니다.</w:t>
       </w:r>
     </w:p>
     <w:p>
@@ -520,7 +631,7 @@
           <w:b w:val="0"/>
           <w:sz w:val="21"/>
         </w:rPr>
-        <w:t>80년대 초반 RCA 바이닐 특유의 정갈하고 균형 잡힌 마스터링 사운드가 돋보이는 음반으로, 따뜻한 질감의 진공관 앰프와 중음역이 풍부한 카트리지를 매칭할 때 실비아의 보컬 끝자락에 묻어나는 섬세한 숨결이 극대화됩니다. 턴테이블의 바늘이 회전하며 빚어내는 아날로그 특유의 잔잔한 공간감은 디지털 음원에서는 느낄 수 없는 그 시절의 낭만을 오롯이 되살려줍니다.</w:t>
+        <w:t>80년대 초반 RCA 프레싱 특유의 명료한 고음역과 깊이 있는 중저음이 매력적입니다. 진공관 앰프의 부드러운 배음과 MM 카트리지의 풍성한 다이내믹스를 통해 감상할 때, 톰 콜린스 사운드의 정교한 레이어와 실비아 보컬의 숨결이 손에 잡힐 듯 생생하게 피어납니다.</w:t>
       </w:r>
     </w:p>
     <w:p>
@@ -551,7 +662,7 @@
           <w:b w:val="0"/>
           <w:sz w:val="21"/>
         </w:rPr>
-        <w:t>80년대 팝과 컨트리가 교차하던 찬란한 전환기를 완벽하게 증명하는 역사적 음반으로, 음악성과 상업적 성취를 모두 거머쥔 대표작입니다. 오랜 세월이 흘러도 퇴색되지 않는 세련미와 LP만이 지닌 아날로그적 정취를 온전히 간직하고 있어, 정통 팝 바이닐 컬렉터라면 반드시 곁에 두어야 할 가치가 충분합니다.</w:t>
+        <w:t>80년대 팝/컨트리 크로스오버 사운드의 정점이자 플래티넘을 기록한 역사적 음반으로서, 유려한 앨범 커버 아트워크와 함께 아날로그의 순수한 낭만을 간직하고픈 모든 LP 컬렉터들에게 필청의 명반으로 높은 소장 가치를 지닙니다.</w:t>
       </w:r>
     </w:p>
     <w:p>
@@ -565,7 +676,7 @@
           <w:color w:val="4338CA"/>
           <w:sz w:val="21"/>
         </w:rPr>
-        <w:t>이 음반을 통해 1980년대의 따스한 아날로그 숨결과 청아한 목소리가 전해주는 감동을 다시 한번 경험해 보시는 것은 어떨까요?</w:t>
+        <w:t>이 음반을 통해 세월이 흘러도 바래지 않는 투명한 아날로그의 서정과 실비아의 감미로운 목소리가 전해주는 감동을 다시 한번 경험해 보시는 것은 어떨까요?</w:t>
       </w:r>
     </w:p>
     <w:sectPr>
